--- a/papers/thesis_2026-10/reading/thesis_condensed_2026-10-25.docx
+++ b/papers/thesis_2026-10/reading/thesis_condensed_2026-10-25.docx
@@ -244,7 +244,7 @@
         <w:pStyle w:val="BodyText"/>
       </w:pPr>
       <w:r>
-        <w:t xml:space="preserve">There are three reasons why this thesis focuses on Indonesia. First, Indonesia allows the question to be tested. Several platforms report revenue and transaction value each year, and BPS asks online sellers when they began and how their sales changed. Second, the two sources already differ on scale: for 2024, BPS gives about US$81 billion for online sales and the central bank about US$31 billion (BPS 2025b; Bank Indonesia 2025). Third, new rules on platform commissions, discounts and tax act directly on these figures, so the evidence bears on how far those rules can reach.</w:t>
+        <w:t xml:space="preserve">There are three reasons why this thesis focuses on Indonesia. First, Indonesia allows the question to be tested. Several platforms report revenue and transaction value each year, and BPS asks online sellers when they began and how their sales changed. Second, the two sources already differ on scale, probably because they cover different sellers: for 2024, BPS gives about US$81 billion for online sales and the central bank about US$31 billion (BPS 2025b; Bank Indonesia 2025). Third, new rules on platform commissions, discounts and tax act directly on these figures, so the evidence bears on how far those rules can reach.</w:t>
       </w:r>
     </w:p>
     <w:p>
@@ -7756,7 +7756,7 @@
         <w:t xml:space="preserve"> </w:t>
       </w:r>
       <w:r>
-        <w:t xml:space="preserve">The correlation is 0.31, and the constant is 0.44: revenue grew by about 44 percent a year whatever transaction value did. In the regression on all platforms, the slope of the Indonesian and regional group is 0.59 below the foreign slope, and the two correlations differ (p &lt; 0.001). The Indonesian and regional result rests on 15 pairs from five platforms, so its standard errors are less reliable than those abroad.</w:t>
+        <w:t xml:space="preserve">The correlation is 0.31, and the constant is 0.44: revenue grew by about 44 percent a year whatever transaction value did. In the regression on all platforms, the slope of the Indonesian and regional group is 0.59 below the foreign slope. The Indonesian and regional result rests on 15 pairs from five platforms, so its standard errors are less reliable than those abroad.</w:t>
       </w:r>
     </w:p>
     <w:p>
@@ -9107,7 +9107,7 @@
         <w:pStyle w:val="BodyText"/>
       </w:pPr>
       <w:r>
-        <w:t xml:space="preserve">The thin take rate of Indonesian and regional platforms explains much of the threefold difference, an exploratory finding. Measured in percentage points, both groups changed their take rates by about 1 point a year, and the difference between them is nowhere near large enough to count (p = 0.65). The two groups differ in the take rate they start from. The typical Indonesian and regional platform keeps about 1.6 percent of each sale, against about 17 percent abroad. The thinnest take rates belong to the three marketplaces, while Grab and GoTo keep shares closer to those abroad. As Section 3.2 showed, the same 1-point rise then has very different effects. It lifts revenue by more than half at the thinner take rate and by about 6 percent at the thicker one. Figure 5.1 shows the measures side by side. The test shows that take rates moved, but not what the platforms changed to move them.</w:t>
+        <w:t xml:space="preserve">The thin take rate of Indonesian and regional platforms explains much of the threefold difference, an exploratory finding. Measured in percentage points, both groups changed their take rates by about 1 point a year, and the difference between them is nowhere near large enough to count (p = 0.65). The two groups differ in the take rate they start from. The typical Indonesian and regional platform keeps about 1.6 percent of each sale, against about 17 percent abroad. The thinnest take rates belong to the three marketplaces, while Grab and GoTo keep shares closer to those abroad. As Section 3.2 showed, the same 1-point rise then has very different effects. It lifts revenue by more than half at the thinner take rate and by about 6 percent at the thicker one. Figure 5.1 shows the three measures side by side, in its Panels A, B and C. The test shows that take rates moved, but not what the platforms changed to move them.</w:t>
       </w:r>
     </w:p>
     <w:p>
@@ -9120,7 +9120,7 @@
       <w:r>
         <w:drawing>
           <wp:inline>
-            <wp:extent cx="4913077" cy="1800000"/>
+            <wp:extent cx="4970429" cy="1800000"/>
             <wp:effectExtent b="0" l="0" r="0" t="0"/>
             <wp:docPr descr="" title="" id="54" name="Picture"/>
             <a:graphic>
@@ -9141,7 +9141,7 @@
                   <pic:spPr bwMode="auto">
                     <a:xfrm>
                       <a:off x="0" y="0"/>
-                      <a:ext cx="4913077" cy="1800000"/>
+                      <a:ext cx="4970429" cy="1800000"/>
                     </a:xfrm>
                     <a:prstGeom prst="rect">
                       <a:avLst/>
@@ -9184,7 +9184,7 @@
         <w:rPr>
           <w:sz w:val="16"/>
         </w:rPr>
-        <w:t xml:space="preserve">Each dot is one platform’s median over its years. Left: the share of each sale that the platform keeps, on a log scale. Middle: the yearly change in that share, in percentage points. Right: the same change relative to the share itself, as a log change in percent. Black bars mark group medians. The foreign group has 26 platforms here and 27 in the main test, because one platform has no pair of usable years for the change in points. Source: company filings; author’s calculations. Exploratory.</w:t>
+        <w:t xml:space="preserve">Each dot is one platform’s median over its years. Panel A: the share of each sale that the platform keeps, on a log scale. Panel B: the yearly change in that share, in percentage points. Panel C: the same change relative to the share itself, as a simple percentage change. Black bars mark group medians. The foreign group has 26 platforms here and 27 in the main test, because one platform has no pair of usable years for the change in points. Source: company filings; author’s calculations. Exploratory.</w:t>
       </w:r>
     </w:p>
     <w:bookmarkEnd w:id="56"/>
@@ -13281,15 +13281,15 @@
         <w:pStyle w:val="BodyText"/>
       </w:pPr>
       <w:r>
-        <w:t xml:space="preserve">The ecosystem ratio is different. The Indonesian and regional platforms have a ratio 13 to 17 points above foreign platforms of the same type, size and age, in markets with the same growth, inflation and interest rates (columns 4 to 6). The foreign mean is about 9. The wild-bootstrap p-values are between 0.005 and 0.04, so five platforms are enough to separate the two groups. Size and age explain little of the ratio. Type explains a good deal: on-demand platforms have ratios 17 to 20 points below marketplaces, which means that they keep a much larger share of each sale, and travel, freelance and resale platforms are 7 to 14 points below. A home market that grows faster has a higher ratio, by about 1.3 to 1.5 points for each point of GDP growth, an exploratory pattern that the thesis does not read as causal.</w:t>
-      </w:r>
-    </w:p>
-    <w:p>
-      <w:pPr>
-        <w:pStyle w:val="BodyText"/>
-      </w:pPr>
-      <w:r>
-        <w:t xml:space="preserve">The result for the Indonesian and regional platforms survives the checks of Appendix C. The coefficient stays between 15 and 18 when each of the five platforms is dropped in turn, and it is 21 without Alibaba, Pinduoduo, Rakuten and Shopify. It is 28.5 when the ratio is not capped (p = 0.008), and 17 when a dummy for emerging home markets is added, whose own coefficient is close to zero (0.4, p = 0.94).</w:t>
+        <w:t xml:space="preserve">The ecosystem ratio is different. The Indonesian and regional platforms have a ratio 13 to 17 points above foreign platforms of the same type, size and age, in markets with the same growth, inflation and interest rates (columns 4 to 6). The foreign mean is about 9. The wild-bootstrap p-values, which allow for the small number of clusters, are between 0.005 and 0.04. Size and age explain little of the ratio. Type explains a good deal: on-demand platforms have ratios 17 to 20 points below marketplaces, which means that they keep a much larger share of each sale, and travel, freelance and resale platforms are 7 to 14 points below. A home market that grows faster has a higher ratio, by about 1.3 to 1.5 points for each point of GDP growth, an exploratory pattern that the thesis does not read as causal.</w:t>
+      </w:r>
+    </w:p>
+    <w:p>
+      <w:pPr>
+        <w:pStyle w:val="BodyText"/>
+      </w:pPr>
+      <w:r>
+        <w:t xml:space="preserve">The result for the Indonesian and regional platforms survives the checks of Appendix C. The coefficient stays between 15 and 18 when each of the five platforms is dropped in turn, and it is 21 without Alibaba, Pinduoduo, Rakuten and Shopify. It is 28.5 when the ratio is not capped (p = 0.008), 17 when a dummy for emerging home markets is added, whose own coefficient is close to zero (0.4, p = 0.94), and 17 without the six platforms whose main market is ambiguous.</w:t>
       </w:r>
       <w:r>
         <w:t xml:space="preserve"> </w:t>
@@ -13430,7 +13430,7 @@
         <w:pStyle w:val="BodyText"/>
       </w:pPr>
       <w:r>
-        <w:t xml:space="preserve">The ecosystem ratio matters for three groups. For investors, a high ratio means that small changes in fees or discounts produce large swings in revenue growth. At the typical Indonesian and regional ratio of 35, the platform keeps about 2.8 percent of each sale, and a rise of 1 point in the take rate lifts revenue by about 36 percent at constant volume. At the typical foreign ratio of 5.5, the same rise lifts it by 6.5 percent. A revenue multiple therefore means something different in the two groups, because each unit of revenue stands for 36 units of transaction value in one and 6.5 in the other. Growth that comes from the take rate cannot go on without end, and Section 5.4 shows that markets priced transaction value.</w:t>
+        <w:t xml:space="preserve">The ecosystem ratio matters for three groups. For investors, a high ratio means that small changes in fees or discounts produce large swings in revenue growth. At the typical Indonesian and regional ratio of 35, the platform keeps about 2.8 percent of each sale, and a rise of 1 point in the take rate lifts revenue by about 36 percent at constant volume. At the typical foreign ratio of 5.5, the same rise lifts it by 6.5 percent. So a revenue multiple means something different in the two groups, because each unit of revenue stands for 36 units of transaction value in one and 6.5 in the other. Growth that comes from the take rate cannot go on without end, and Section 5.4 shows that markets priced transaction value.</w:t>
       </w:r>
     </w:p>
     <w:p>

--- a/papers/thesis_2026-10/reading/thesis_condensed_2026-10-25.docx
+++ b/papers/thesis_2026-10/reading/thesis_condensed_2026-10-25.docx
@@ -653,7 +653,7 @@
         <w:pStyle w:val="BodyText"/>
       </w:pPr>
       <w:r>
-        <w:t xml:space="preserve">Tax research explains why such records matter. Reports from third parties improve compliance. In Denmark, evasion was close to zero on income that employers and banks reported, and substantial on income that taxpayers reported themselves (Kleven et al. 2011). In Chile, the paper trail of the value-added tax deters evasion, and enforcement spreads up the supply chain (Pomeranz 2015). In Brazil, rewards for asking for receipts raised the sales that firms reported (Naritomi 2019). Digital records can also hold information that conventional records lack (Berg, Burg, Gombovic and Puri 2020).</w:t>
+        <w:t xml:space="preserve">Tax research explains why such records matter. Reports from third parties improve compliance. In Denmark, evasion was close to zero on income that employers and banks reported, and substantial on income that taxpayers reported themselves (Kleven et al. 2011). In Chile, the paper trail of the value-added tax deters evasion, and enforcement spreads up the supply chain (Pomeranz 2015). In Brazil, rewards for asking for receipts raised the sales that firms reported (Naritomi 2019). Digital records can also hold information that conventional records lack (Berg, Burg, Gombovic and Puri 2020), and platform-mediated activity can create traces outside conventional records (Barrios, Hochberg and Yi 2022; Denes, Lagaras and Tsoutsoura 2025).</w:t>
       </w:r>
     </w:p>
     <w:p>
@@ -1897,7 +1897,7 @@
         <w:pStyle w:val="FirstParagraph"/>
       </w:pPr>
       <w:r>
-        <w:t xml:space="preserve">H1 is tested in two ways. The first is equation (6): revenue growth is regressed on transaction value growth, and H1 holds in a group if the slope is 1. The second compares the size of yearly changes in the take rate, measured as simple percentage changes, between two groups. One group is the Indonesian and regional platforms. The other is listed platforms abroad, where revenue and transaction value broadly move together. A slope far below 1 in Indonesia, or changes far larger in Indonesia than abroad, would count against H1. Chapter 4 describes the two groups and the tests.</w:t>
+        <w:t xml:space="preserve">H1 is tested in two ways. The first is equation (6), an ordinary least squares (OLS) regression of revenue growth on transaction value growth, and H1 holds in a group if the slope is 1. The second compares the size of yearly changes in the take rate, measured as simple percentage changes, between two groups. One group is the Indonesian and regional platforms. The other is listed platforms abroad, where revenue and transaction value broadly move together. A slope far below 1 in Indonesia, or changes far larger in Indonesia than abroad, would count against H1. Chapter 4 describes the two groups and the tests.</w:t>
       </w:r>
     </w:p>
     <w:p>
@@ -2981,7 +2981,7 @@
         <w:pStyle w:val="BodyText"/>
       </w:pPr>
       <w:r>
-        <w:t xml:space="preserve">The World Bank indicators, the Bank for International Settlements policy rates and the total assets from SEC filings are public. The repository holds the downloaded values and the scripts that fetched them. Three sources are licensed and are not in the repository: the BPS survey files, the LSEG market values and the World Bank survey files. The repository records the size and checksum of each file, so anyone who obtains the same files can check them. It holds the code and the national totals it produces, and no business-level record. BPS is cited as the source of every survey figure, in line with the data-use agreement. Chapter 7 states what these data cannot show.</w:t>
+        <w:t xml:space="preserve">The World Bank indicators, the Bank for International Settlements policy rates and the total assets from the filings with the US Securities and Exchange Commission are public. The repository holds the downloaded values and the scripts that fetched them. Three sources are licensed and are not in the repository: the BPS survey files, the LSEG market values and the World Bank survey files. The repository records the size and checksum of each file, so anyone who obtains the same files can check them. It holds the code and the national totals it produces, and no business-level record. BPS is cited as the source of every survey figure, in line with the data-use agreement. Chapter 7 states what these data cannot show.</w:t>
       </w:r>
     </w:p>
     <w:bookmarkEnd w:id="50"/>
@@ -3058,6 +3058,21 @@
           <w:sz w:val="17"/>
         </w:rPr>
         <w:t xml:space="preserve"> The invisible wedge of three platforms, 2023 (US$ billion)</w:t>
+      </w:r>
+    </w:p>
+    <w:p>
+      <w:pPr>
+        <w:pStyle w:val="BodyText"/>
+        <w:keepNext/>
+        <w:spacing w:before="40" w:after="70" w:lineRule="exact" w:line="220"/>
+        <w:jc w:val="left"/>
+      </w:pPr>
+      <w:r>
+        <w:rPr>
+          <w:color w:val="222222"/>
+          <w:sz w:val="16"/>
+        </w:rPr>
+        <w:t xml:space="preserve">This table reports transaction value, revenue, the wedge (transaction value less revenue) and the ecosystem ratio (the wedge divided by revenue) for Tokopedia, Shopee in Indonesia and Grab in Indonesia in 2023. The last column states how each platform’s amounts are obtained. The total row is the sum of the three platforms and is not a national total.</w:t>
       </w:r>
     </w:p>
     <w:tbl>
@@ -13255,7 +13270,7 @@
           <w:color w:val="333333"/>
           <w:sz w:val="15"/>
         </w:rPr>
-        <w:t xml:space="preserve">The take rate and its parts are not regressors, because the ecosystem ratio is one divided by the take rate, minus one. Source: company filings; SEC filings; World Bank; Bank for International Settlements; author’s calculations. Exploratory.</w:t>
+        <w:t xml:space="preserve">The take rate and its parts are not regressors, because the ecosystem ratio is one divided by the take rate, minus one. Source: company filings; filings with the US Securities and Exchange Commission; World Bank; Bank for International Settlements; author’s calculations. Exploratory.</w:t>
       </w:r>
     </w:p>
     <w:p>
@@ -13801,6 +13816,21 @@
         <w:t xml:space="preserve"> The 2023 rise in the count of online sellers (thousands)</w:t>
       </w:r>
     </w:p>
+    <w:p>
+      <w:pPr>
+        <w:pStyle w:val="BodyText"/>
+        <w:keepNext/>
+        <w:spacing w:before="40" w:after="70" w:lineRule="exact" w:line="220"/>
+        <w:jc w:val="left"/>
+      </w:pPr>
+      <w:r>
+        <w:rPr>
+          <w:color w:val="222222"/>
+          <w:sz w:val="16"/>
+        </w:rPr>
+        <w:t xml:space="preserve">This table splits the rise in the number of online sellers between the weighted totals of the two BPS survey files into net entry and earlier sellers who were newly counted. The first column assumes that no seller stopped between the surveys, and the second assumes that sellers stopped at 5 percent a year. The percentages are shares of the rise.</w:t>
+      </w:r>
+    </w:p>
     <w:tbl>
       <w:tblPr>
         <w:tblStyle w:val="Table"/>
@@ -14720,6 +14750,21 @@
         <w:t xml:space="preserve"> Indonesia’s recent rules and what each acts on</w:t>
       </w:r>
     </w:p>
+    <w:p>
+      <w:pPr>
+        <w:pStyle w:val="BodyText"/>
+        <w:keepNext/>
+        <w:spacing w:before="40" w:after="70" w:lineRule="exact" w:line="220"/>
+        <w:jc w:val="left"/>
+      </w:pPr>
+      <w:r>
+        <w:rPr>
+          <w:color w:val="222222"/>
+          <w:sz w:val="16"/>
+        </w:rPr>
+        <w:t xml:space="preserve">This table lists each recent Indonesian rule that bears on the figures in Chapters 4 and 5. For each rule it gives what the rule does, which part of the figures it acts on, the section of Chapter 5 that measures that part, and the status of the legal text when this thesis was written. Amounts in rupiah (Rp) are converted to US dollars in the note.</w:t>
+      </w:r>
+    </w:p>
     <w:tbl>
       <w:tblPr>
         <w:tblStyle w:val="Table"/>
@@ -15929,6 +15974,21 @@
           <w:sz w:val="17"/>
         </w:rPr>
         <w:t xml:space="preserve"> Registered predictions on the 2026 rules</w:t>
+      </w:r>
+    </w:p>
+    <w:p>
+      <w:pPr>
+        <w:pStyle w:val="BodyText"/>
+        <w:keepNext/>
+        <w:spacing w:before="40" w:after="70" w:lineRule="exact" w:line="220"/>
+        <w:jc w:val="left"/>
+      </w:pPr>
+      <w:r>
+        <w:rPr>
+          <w:color w:val="222222"/>
+          <w:sz w:val="16"/>
+        </w:rPr>
+        <w:t xml:space="preserve">This table lists the registered predictions on the 2026 rules. For each prediction it gives what is expected, the rule it bears on and the date it is scored. The outcome stays blank until the company or BPS releases the figure.</w:t>
       </w:r>
     </w:p>
     <w:tbl>
